--- a/Project Report.docx
+++ b/Project Report.docx
@@ -7,17 +7,21 @@
         <w:pStyle w:val="Heading1"/>
         <w:jc w:val="center"/>
       </w:pPr>
+      <w:bookmarkStart w:id="0" w:name="_Toc228213447"/>
       <w:r>
         <w:t>School of Informatics &amp; Cybersecurity - Assessment Submission Coversheet</w:t>
       </w:r>
+      <w:bookmarkEnd w:id="0"/>
     </w:p>
     <w:p>
       <w:pPr>
         <w:pStyle w:val="Heading2"/>
       </w:pPr>
+      <w:bookmarkStart w:id="1" w:name="_Toc228213448"/>
       <w:r>
         <w:t>Student Information</w:t>
       </w:r>
+      <w:bookmarkEnd w:id="1"/>
     </w:p>
     <w:tbl>
       <w:tblPr>
@@ -82,9 +86,11 @@
       <w:pPr>
         <w:pStyle w:val="Heading2"/>
       </w:pPr>
+      <w:bookmarkStart w:id="2" w:name="_Toc228213449"/>
       <w:r>
         <w:t>Module Information</w:t>
       </w:r>
+      <w:bookmarkEnd w:id="2"/>
     </w:p>
     <w:tbl>
       <w:tblPr>
@@ -149,9 +155,11 @@
       <w:pPr>
         <w:pStyle w:val="Heading2"/>
       </w:pPr>
+      <w:bookmarkStart w:id="3" w:name="_Toc228213450"/>
       <w:r>
         <w:t>Assessment Information</w:t>
       </w:r>
+      <w:bookmarkEnd w:id="3"/>
     </w:p>
     <w:tbl>
       <w:tblPr>
@@ -191,9 +199,11 @@
       <w:pPr>
         <w:pStyle w:val="Heading2"/>
       </w:pPr>
+      <w:bookmarkStart w:id="4" w:name="_Toc228213451"/>
       <w:r>
         <w:t>Declaration</w:t>
       </w:r>
+      <w:bookmarkEnd w:id="4"/>
     </w:p>
     <w:p>
       <w:pPr>
@@ -559,11 +569,1586 @@
         <w:pStyle w:val="Heading1"/>
         <w:jc w:val="both"/>
       </w:pPr>
+      <w:bookmarkStart w:id="5" w:name="_Toc228213452"/>
       <w:r>
         <w:lastRenderedPageBreak/>
-        <w:t xml:space="preserve">Table of Contents . . . </w:t>
-      </w:r>
+        <w:t>Table of Contents</w:t>
+      </w:r>
+      <w:bookmarkEnd w:id="5"/>
     </w:p>
+    <w:sdt>
+      <w:sdtPr>
+        <w:rPr>
+          <w:lang w:val="en-GB"/>
+        </w:rPr>
+        <w:id w:val="-1260438038"/>
+        <w:docPartObj>
+          <w:docPartGallery w:val="Table of Contents"/>
+          <w:docPartUnique/>
+        </w:docPartObj>
+      </w:sdtPr>
+      <w:sdtEndPr>
+        <w:rPr>
+          <w:rFonts w:asciiTheme="minorHAnsi" w:eastAsiaTheme="minorEastAsia" w:hAnsiTheme="minorHAnsi" w:cstheme="minorBidi"/>
+          <w:color w:val="auto"/>
+          <w:sz w:val="22"/>
+          <w:szCs w:val="22"/>
+        </w:rPr>
+      </w:sdtEndPr>
+      <w:sdtContent>
+        <w:p>
+          <w:pPr>
+            <w:pStyle w:val="TOCHeading"/>
+          </w:pPr>
+          <w:r>
+            <w:rPr>
+              <w:lang w:val="en-GB"/>
+            </w:rPr>
+            <w:t>Contents</w:t>
+          </w:r>
+        </w:p>
+        <w:p>
+          <w:pPr>
+            <w:pStyle w:val="TOC1"/>
+            <w:tabs>
+              <w:tab w:val="right" w:leader="dot" w:pos="8630"/>
+            </w:tabs>
+            <w:rPr>
+              <w:noProof/>
+              <w:kern w:val="2"/>
+              <w:sz w:val="24"/>
+              <w:szCs w:val="24"/>
+              <w:lang w:eastAsia="en-IE"/>
+              <w14:ligatures w14:val="standardContextual"/>
+            </w:rPr>
+          </w:pPr>
+          <w:r>
+            <w:fldChar w:fldCharType="begin"/>
+          </w:r>
+          <w:r>
+            <w:instrText xml:space="preserve"> TOC \o "1-3" \h \z \u </w:instrText>
+          </w:r>
+          <w:r>
+            <w:fldChar w:fldCharType="separate"/>
+          </w:r>
+          <w:hyperlink w:anchor="_Toc228213447" w:history="1">
+            <w:r>
+              <w:rPr>
+                <w:rStyle w:val="Hyperlink"/>
+                <w:noProof/>
+              </w:rPr>
+              <w:t>School of Informatics &amp; Cybersecurity - Assessment Submission Coversheet</w:t>
+            </w:r>
+            <w:r>
+              <w:rPr>
+                <w:noProof/>
+                <w:webHidden/>
+              </w:rPr>
+              <w:tab/>
+            </w:r>
+            <w:r>
+              <w:rPr>
+                <w:noProof/>
+                <w:webHidden/>
+              </w:rPr>
+              <w:fldChar w:fldCharType="begin"/>
+            </w:r>
+            <w:r>
+              <w:rPr>
+                <w:noProof/>
+                <w:webHidden/>
+              </w:rPr>
+              <w:instrText xml:space="preserve"> PAGEREF _Toc228213447 \h </w:instrText>
+            </w:r>
+            <w:r>
+              <w:rPr>
+                <w:noProof/>
+                <w:webHidden/>
+              </w:rPr>
+            </w:r>
+            <w:r>
+              <w:rPr>
+                <w:noProof/>
+                <w:webHidden/>
+              </w:rPr>
+              <w:fldChar w:fldCharType="separate"/>
+            </w:r>
+            <w:r>
+              <w:rPr>
+                <w:noProof/>
+                <w:webHidden/>
+              </w:rPr>
+              <w:t>1</w:t>
+            </w:r>
+            <w:r>
+              <w:rPr>
+                <w:noProof/>
+                <w:webHidden/>
+              </w:rPr>
+              <w:fldChar w:fldCharType="end"/>
+            </w:r>
+          </w:hyperlink>
+        </w:p>
+        <w:p>
+          <w:pPr>
+            <w:pStyle w:val="TOC2"/>
+            <w:tabs>
+              <w:tab w:val="right" w:leader="dot" w:pos="8630"/>
+            </w:tabs>
+            <w:rPr>
+              <w:noProof/>
+              <w:kern w:val="2"/>
+              <w:sz w:val="24"/>
+              <w:szCs w:val="24"/>
+              <w:lang w:eastAsia="en-IE"/>
+              <w14:ligatures w14:val="standardContextual"/>
+            </w:rPr>
+          </w:pPr>
+          <w:hyperlink w:anchor="_Toc228213448" w:history="1">
+            <w:r>
+              <w:rPr>
+                <w:rStyle w:val="Hyperlink"/>
+                <w:noProof/>
+              </w:rPr>
+              <w:t>Student Information</w:t>
+            </w:r>
+            <w:r>
+              <w:rPr>
+                <w:noProof/>
+                <w:webHidden/>
+              </w:rPr>
+              <w:tab/>
+            </w:r>
+            <w:r>
+              <w:rPr>
+                <w:noProof/>
+                <w:webHidden/>
+              </w:rPr>
+              <w:fldChar w:fldCharType="begin"/>
+            </w:r>
+            <w:r>
+              <w:rPr>
+                <w:noProof/>
+                <w:webHidden/>
+              </w:rPr>
+              <w:instrText xml:space="preserve"> PAGEREF _Toc228213448 \h </w:instrText>
+            </w:r>
+            <w:r>
+              <w:rPr>
+                <w:noProof/>
+                <w:webHidden/>
+              </w:rPr>
+            </w:r>
+            <w:r>
+              <w:rPr>
+                <w:noProof/>
+                <w:webHidden/>
+              </w:rPr>
+              <w:fldChar w:fldCharType="separate"/>
+            </w:r>
+            <w:r>
+              <w:rPr>
+                <w:noProof/>
+                <w:webHidden/>
+              </w:rPr>
+              <w:t>1</w:t>
+            </w:r>
+            <w:r>
+              <w:rPr>
+                <w:noProof/>
+                <w:webHidden/>
+              </w:rPr>
+              <w:fldChar w:fldCharType="end"/>
+            </w:r>
+          </w:hyperlink>
+        </w:p>
+        <w:p>
+          <w:pPr>
+            <w:pStyle w:val="TOC2"/>
+            <w:tabs>
+              <w:tab w:val="right" w:leader="dot" w:pos="8630"/>
+            </w:tabs>
+            <w:rPr>
+              <w:noProof/>
+              <w:kern w:val="2"/>
+              <w:sz w:val="24"/>
+              <w:szCs w:val="24"/>
+              <w:lang w:eastAsia="en-IE"/>
+              <w14:ligatures w14:val="standardContextual"/>
+            </w:rPr>
+          </w:pPr>
+          <w:hyperlink w:anchor="_Toc228213449" w:history="1">
+            <w:r>
+              <w:rPr>
+                <w:rStyle w:val="Hyperlink"/>
+                <w:noProof/>
+              </w:rPr>
+              <w:t>Module Information</w:t>
+            </w:r>
+            <w:r>
+              <w:rPr>
+                <w:noProof/>
+                <w:webHidden/>
+              </w:rPr>
+              <w:tab/>
+            </w:r>
+            <w:r>
+              <w:rPr>
+                <w:noProof/>
+                <w:webHidden/>
+              </w:rPr>
+              <w:fldChar w:fldCharType="begin"/>
+            </w:r>
+            <w:r>
+              <w:rPr>
+                <w:noProof/>
+                <w:webHidden/>
+              </w:rPr>
+              <w:instrText xml:space="preserve"> PAGEREF _Toc228213449 \h </w:instrText>
+            </w:r>
+            <w:r>
+              <w:rPr>
+                <w:noProof/>
+                <w:webHidden/>
+              </w:rPr>
+            </w:r>
+            <w:r>
+              <w:rPr>
+                <w:noProof/>
+                <w:webHidden/>
+              </w:rPr>
+              <w:fldChar w:fldCharType="separate"/>
+            </w:r>
+            <w:r>
+              <w:rPr>
+                <w:noProof/>
+                <w:webHidden/>
+              </w:rPr>
+              <w:t>1</w:t>
+            </w:r>
+            <w:r>
+              <w:rPr>
+                <w:noProof/>
+                <w:webHidden/>
+              </w:rPr>
+              <w:fldChar w:fldCharType="end"/>
+            </w:r>
+          </w:hyperlink>
+        </w:p>
+        <w:p>
+          <w:pPr>
+            <w:pStyle w:val="TOC2"/>
+            <w:tabs>
+              <w:tab w:val="right" w:leader="dot" w:pos="8630"/>
+            </w:tabs>
+            <w:rPr>
+              <w:noProof/>
+              <w:kern w:val="2"/>
+              <w:sz w:val="24"/>
+              <w:szCs w:val="24"/>
+              <w:lang w:eastAsia="en-IE"/>
+              <w14:ligatures w14:val="standardContextual"/>
+            </w:rPr>
+          </w:pPr>
+          <w:hyperlink w:anchor="_Toc228213450" w:history="1">
+            <w:r>
+              <w:rPr>
+                <w:rStyle w:val="Hyperlink"/>
+                <w:noProof/>
+              </w:rPr>
+              <w:t>Assessment Information</w:t>
+            </w:r>
+            <w:r>
+              <w:rPr>
+                <w:noProof/>
+                <w:webHidden/>
+              </w:rPr>
+              <w:tab/>
+            </w:r>
+            <w:r>
+              <w:rPr>
+                <w:noProof/>
+                <w:webHidden/>
+              </w:rPr>
+              <w:fldChar w:fldCharType="begin"/>
+            </w:r>
+            <w:r>
+              <w:rPr>
+                <w:noProof/>
+                <w:webHidden/>
+              </w:rPr>
+              <w:instrText xml:space="preserve"> PAGEREF _Toc228213450 \h </w:instrText>
+            </w:r>
+            <w:r>
+              <w:rPr>
+                <w:noProof/>
+                <w:webHidden/>
+              </w:rPr>
+            </w:r>
+            <w:r>
+              <w:rPr>
+                <w:noProof/>
+                <w:webHidden/>
+              </w:rPr>
+              <w:fldChar w:fldCharType="separate"/>
+            </w:r>
+            <w:r>
+              <w:rPr>
+                <w:noProof/>
+                <w:webHidden/>
+              </w:rPr>
+              <w:t>1</w:t>
+            </w:r>
+            <w:r>
+              <w:rPr>
+                <w:noProof/>
+                <w:webHidden/>
+              </w:rPr>
+              <w:fldChar w:fldCharType="end"/>
+            </w:r>
+          </w:hyperlink>
+        </w:p>
+        <w:p>
+          <w:pPr>
+            <w:pStyle w:val="TOC2"/>
+            <w:tabs>
+              <w:tab w:val="right" w:leader="dot" w:pos="8630"/>
+            </w:tabs>
+            <w:rPr>
+              <w:noProof/>
+              <w:kern w:val="2"/>
+              <w:sz w:val="24"/>
+              <w:szCs w:val="24"/>
+              <w:lang w:eastAsia="en-IE"/>
+              <w14:ligatures w14:val="standardContextual"/>
+            </w:rPr>
+          </w:pPr>
+          <w:hyperlink w:anchor="_Toc228213451" w:history="1">
+            <w:r>
+              <w:rPr>
+                <w:rStyle w:val="Hyperlink"/>
+                <w:noProof/>
+              </w:rPr>
+              <w:t>Declaration</w:t>
+            </w:r>
+            <w:r>
+              <w:rPr>
+                <w:noProof/>
+                <w:webHidden/>
+              </w:rPr>
+              <w:tab/>
+            </w:r>
+            <w:r>
+              <w:rPr>
+                <w:noProof/>
+                <w:webHidden/>
+              </w:rPr>
+              <w:fldChar w:fldCharType="begin"/>
+            </w:r>
+            <w:r>
+              <w:rPr>
+                <w:noProof/>
+                <w:webHidden/>
+              </w:rPr>
+              <w:instrText xml:space="preserve"> PAGEREF _Toc228213451 \h </w:instrText>
+            </w:r>
+            <w:r>
+              <w:rPr>
+                <w:noProof/>
+                <w:webHidden/>
+              </w:rPr>
+            </w:r>
+            <w:r>
+              <w:rPr>
+                <w:noProof/>
+                <w:webHidden/>
+              </w:rPr>
+              <w:fldChar w:fldCharType="separate"/>
+            </w:r>
+            <w:r>
+              <w:rPr>
+                <w:noProof/>
+                <w:webHidden/>
+              </w:rPr>
+              <w:t>1</w:t>
+            </w:r>
+            <w:r>
+              <w:rPr>
+                <w:noProof/>
+                <w:webHidden/>
+              </w:rPr>
+              <w:fldChar w:fldCharType="end"/>
+            </w:r>
+          </w:hyperlink>
+        </w:p>
+        <w:p>
+          <w:pPr>
+            <w:pStyle w:val="TOC1"/>
+            <w:tabs>
+              <w:tab w:val="right" w:leader="dot" w:pos="8630"/>
+            </w:tabs>
+            <w:rPr>
+              <w:noProof/>
+              <w:kern w:val="2"/>
+              <w:sz w:val="24"/>
+              <w:szCs w:val="24"/>
+              <w:lang w:eastAsia="en-IE"/>
+              <w14:ligatures w14:val="standardContextual"/>
+            </w:rPr>
+          </w:pPr>
+          <w:hyperlink w:anchor="_Toc228213452" w:history="1">
+            <w:r>
+              <w:rPr>
+                <w:rStyle w:val="Hyperlink"/>
+                <w:noProof/>
+              </w:rPr>
+              <w:t>Table of Contents</w:t>
+            </w:r>
+            <w:r>
+              <w:rPr>
+                <w:noProof/>
+                <w:webHidden/>
+              </w:rPr>
+              <w:tab/>
+            </w:r>
+            <w:r>
+              <w:rPr>
+                <w:noProof/>
+                <w:webHidden/>
+              </w:rPr>
+              <w:fldChar w:fldCharType="begin"/>
+            </w:r>
+            <w:r>
+              <w:rPr>
+                <w:noProof/>
+                <w:webHidden/>
+              </w:rPr>
+              <w:instrText xml:space="preserve"> PAGEREF _Toc228213452 \h </w:instrText>
+            </w:r>
+            <w:r>
+              <w:rPr>
+                <w:noProof/>
+                <w:webHidden/>
+              </w:rPr>
+            </w:r>
+            <w:r>
+              <w:rPr>
+                <w:noProof/>
+                <w:webHidden/>
+              </w:rPr>
+              <w:fldChar w:fldCharType="separate"/>
+            </w:r>
+            <w:r>
+              <w:rPr>
+                <w:noProof/>
+                <w:webHidden/>
+              </w:rPr>
+              <w:t>3</w:t>
+            </w:r>
+            <w:r>
+              <w:rPr>
+                <w:noProof/>
+                <w:webHidden/>
+              </w:rPr>
+              <w:fldChar w:fldCharType="end"/>
+            </w:r>
+          </w:hyperlink>
+        </w:p>
+        <w:p>
+          <w:pPr>
+            <w:pStyle w:val="TOC1"/>
+            <w:tabs>
+              <w:tab w:val="left" w:pos="440"/>
+              <w:tab w:val="right" w:leader="dot" w:pos="8630"/>
+            </w:tabs>
+            <w:rPr>
+              <w:noProof/>
+              <w:kern w:val="2"/>
+              <w:sz w:val="24"/>
+              <w:szCs w:val="24"/>
+              <w:lang w:eastAsia="en-IE"/>
+              <w14:ligatures w14:val="standardContextual"/>
+            </w:rPr>
+          </w:pPr>
+          <w:hyperlink w:anchor="_Toc228213453" w:history="1">
+            <w:r>
+              <w:rPr>
+                <w:rStyle w:val="Hyperlink"/>
+                <w:noProof/>
+              </w:rPr>
+              <w:t>1.</w:t>
+            </w:r>
+            <w:r>
+              <w:rPr>
+                <w:noProof/>
+                <w:kern w:val="2"/>
+                <w:sz w:val="24"/>
+                <w:szCs w:val="24"/>
+                <w:lang w:eastAsia="en-IE"/>
+                <w14:ligatures w14:val="standardContextual"/>
+              </w:rPr>
+              <w:tab/>
+            </w:r>
+            <w:r>
+              <w:rPr>
+                <w:rStyle w:val="Hyperlink"/>
+                <w:noProof/>
+              </w:rPr>
+              <w:t>Business Understanding</w:t>
+            </w:r>
+            <w:r>
+              <w:rPr>
+                <w:noProof/>
+                <w:webHidden/>
+              </w:rPr>
+              <w:tab/>
+            </w:r>
+            <w:r>
+              <w:rPr>
+                <w:noProof/>
+                <w:webHidden/>
+              </w:rPr>
+              <w:fldChar w:fldCharType="begin"/>
+            </w:r>
+            <w:r>
+              <w:rPr>
+                <w:noProof/>
+                <w:webHidden/>
+              </w:rPr>
+              <w:instrText xml:space="preserve"> PAGEREF _Toc228213453 \h </w:instrText>
+            </w:r>
+            <w:r>
+              <w:rPr>
+                <w:noProof/>
+                <w:webHidden/>
+              </w:rPr>
+            </w:r>
+            <w:r>
+              <w:rPr>
+                <w:noProof/>
+                <w:webHidden/>
+              </w:rPr>
+              <w:fldChar w:fldCharType="separate"/>
+            </w:r>
+            <w:r>
+              <w:rPr>
+                <w:noProof/>
+                <w:webHidden/>
+              </w:rPr>
+              <w:t>4</w:t>
+            </w:r>
+            <w:r>
+              <w:rPr>
+                <w:noProof/>
+                <w:webHidden/>
+              </w:rPr>
+              <w:fldChar w:fldCharType="end"/>
+            </w:r>
+          </w:hyperlink>
+        </w:p>
+        <w:p>
+          <w:pPr>
+            <w:pStyle w:val="TOC2"/>
+            <w:tabs>
+              <w:tab w:val="right" w:leader="dot" w:pos="8630"/>
+            </w:tabs>
+            <w:rPr>
+              <w:noProof/>
+              <w:kern w:val="2"/>
+              <w:sz w:val="24"/>
+              <w:szCs w:val="24"/>
+              <w:lang w:eastAsia="en-IE"/>
+              <w14:ligatures w14:val="standardContextual"/>
+            </w:rPr>
+          </w:pPr>
+          <w:hyperlink w:anchor="_Toc228213454" w:history="1">
+            <w:r>
+              <w:rPr>
+                <w:rStyle w:val="Hyperlink"/>
+                <w:noProof/>
+              </w:rPr>
+              <w:t>Business Requirements</w:t>
+            </w:r>
+            <w:r>
+              <w:rPr>
+                <w:noProof/>
+                <w:webHidden/>
+              </w:rPr>
+              <w:tab/>
+            </w:r>
+            <w:r>
+              <w:rPr>
+                <w:noProof/>
+                <w:webHidden/>
+              </w:rPr>
+              <w:fldChar w:fldCharType="begin"/>
+            </w:r>
+            <w:r>
+              <w:rPr>
+                <w:noProof/>
+                <w:webHidden/>
+              </w:rPr>
+              <w:instrText xml:space="preserve"> PAGEREF _Toc228213454 \h </w:instrText>
+            </w:r>
+            <w:r>
+              <w:rPr>
+                <w:noProof/>
+                <w:webHidden/>
+              </w:rPr>
+            </w:r>
+            <w:r>
+              <w:rPr>
+                <w:noProof/>
+                <w:webHidden/>
+              </w:rPr>
+              <w:fldChar w:fldCharType="separate"/>
+            </w:r>
+            <w:r>
+              <w:rPr>
+                <w:noProof/>
+                <w:webHidden/>
+              </w:rPr>
+              <w:t>4</w:t>
+            </w:r>
+            <w:r>
+              <w:rPr>
+                <w:noProof/>
+                <w:webHidden/>
+              </w:rPr>
+              <w:fldChar w:fldCharType="end"/>
+            </w:r>
+          </w:hyperlink>
+        </w:p>
+        <w:p>
+          <w:pPr>
+            <w:pStyle w:val="TOC1"/>
+            <w:tabs>
+              <w:tab w:val="left" w:pos="440"/>
+              <w:tab w:val="right" w:leader="dot" w:pos="8630"/>
+            </w:tabs>
+            <w:rPr>
+              <w:noProof/>
+              <w:kern w:val="2"/>
+              <w:sz w:val="24"/>
+              <w:szCs w:val="24"/>
+              <w:lang w:eastAsia="en-IE"/>
+              <w14:ligatures w14:val="standardContextual"/>
+            </w:rPr>
+          </w:pPr>
+          <w:hyperlink w:anchor="_Toc228213455" w:history="1">
+            <w:r>
+              <w:rPr>
+                <w:rStyle w:val="Hyperlink"/>
+                <w:noProof/>
+              </w:rPr>
+              <w:t>2.</w:t>
+            </w:r>
+            <w:r>
+              <w:rPr>
+                <w:noProof/>
+                <w:kern w:val="2"/>
+                <w:sz w:val="24"/>
+                <w:szCs w:val="24"/>
+                <w:lang w:eastAsia="en-IE"/>
+                <w14:ligatures w14:val="standardContextual"/>
+              </w:rPr>
+              <w:tab/>
+            </w:r>
+            <w:r>
+              <w:rPr>
+                <w:rStyle w:val="Hyperlink"/>
+                <w:noProof/>
+              </w:rPr>
+              <w:t>Use Cases</w:t>
+            </w:r>
+            <w:r>
+              <w:rPr>
+                <w:noProof/>
+                <w:webHidden/>
+              </w:rPr>
+              <w:tab/>
+            </w:r>
+            <w:r>
+              <w:rPr>
+                <w:noProof/>
+                <w:webHidden/>
+              </w:rPr>
+              <w:fldChar w:fldCharType="begin"/>
+            </w:r>
+            <w:r>
+              <w:rPr>
+                <w:noProof/>
+                <w:webHidden/>
+              </w:rPr>
+              <w:instrText xml:space="preserve"> PAGEREF _Toc228213455 \h </w:instrText>
+            </w:r>
+            <w:r>
+              <w:rPr>
+                <w:noProof/>
+                <w:webHidden/>
+              </w:rPr>
+            </w:r>
+            <w:r>
+              <w:rPr>
+                <w:noProof/>
+                <w:webHidden/>
+              </w:rPr>
+              <w:fldChar w:fldCharType="separate"/>
+            </w:r>
+            <w:r>
+              <w:rPr>
+                <w:noProof/>
+                <w:webHidden/>
+              </w:rPr>
+              <w:t>5</w:t>
+            </w:r>
+            <w:r>
+              <w:rPr>
+                <w:noProof/>
+                <w:webHidden/>
+              </w:rPr>
+              <w:fldChar w:fldCharType="end"/>
+            </w:r>
+          </w:hyperlink>
+        </w:p>
+        <w:p>
+          <w:pPr>
+            <w:pStyle w:val="TOC1"/>
+            <w:tabs>
+              <w:tab w:val="left" w:pos="440"/>
+              <w:tab w:val="right" w:leader="dot" w:pos="8630"/>
+            </w:tabs>
+            <w:rPr>
+              <w:noProof/>
+              <w:kern w:val="2"/>
+              <w:sz w:val="24"/>
+              <w:szCs w:val="24"/>
+              <w:lang w:eastAsia="en-IE"/>
+              <w14:ligatures w14:val="standardContextual"/>
+            </w:rPr>
+          </w:pPr>
+          <w:hyperlink w:anchor="_Toc228213456" w:history="1">
+            <w:r>
+              <w:rPr>
+                <w:rStyle w:val="Hyperlink"/>
+                <w:noProof/>
+              </w:rPr>
+              <w:t>3.</w:t>
+            </w:r>
+            <w:r>
+              <w:rPr>
+                <w:noProof/>
+                <w:kern w:val="2"/>
+                <w:sz w:val="24"/>
+                <w:szCs w:val="24"/>
+                <w:lang w:eastAsia="en-IE"/>
+                <w14:ligatures w14:val="standardContextual"/>
+              </w:rPr>
+              <w:tab/>
+            </w:r>
+            <w:r>
+              <w:rPr>
+                <w:rStyle w:val="Hyperlink"/>
+                <w:noProof/>
+              </w:rPr>
+              <w:t>Database Design</w:t>
+            </w:r>
+            <w:r>
+              <w:rPr>
+                <w:noProof/>
+                <w:webHidden/>
+              </w:rPr>
+              <w:tab/>
+            </w:r>
+            <w:r>
+              <w:rPr>
+                <w:noProof/>
+                <w:webHidden/>
+              </w:rPr>
+              <w:fldChar w:fldCharType="begin"/>
+            </w:r>
+            <w:r>
+              <w:rPr>
+                <w:noProof/>
+                <w:webHidden/>
+              </w:rPr>
+              <w:instrText xml:space="preserve"> PAGEREF _Toc228213456 \h </w:instrText>
+            </w:r>
+            <w:r>
+              <w:rPr>
+                <w:noProof/>
+                <w:webHidden/>
+              </w:rPr>
+            </w:r>
+            <w:r>
+              <w:rPr>
+                <w:noProof/>
+                <w:webHidden/>
+              </w:rPr>
+              <w:fldChar w:fldCharType="separate"/>
+            </w:r>
+            <w:r>
+              <w:rPr>
+                <w:noProof/>
+                <w:webHidden/>
+              </w:rPr>
+              <w:t>7</w:t>
+            </w:r>
+            <w:r>
+              <w:rPr>
+                <w:noProof/>
+                <w:webHidden/>
+              </w:rPr>
+              <w:fldChar w:fldCharType="end"/>
+            </w:r>
+          </w:hyperlink>
+        </w:p>
+        <w:p>
+          <w:pPr>
+            <w:pStyle w:val="TOC1"/>
+            <w:tabs>
+              <w:tab w:val="left" w:pos="440"/>
+              <w:tab w:val="right" w:leader="dot" w:pos="8630"/>
+            </w:tabs>
+            <w:rPr>
+              <w:noProof/>
+              <w:kern w:val="2"/>
+              <w:sz w:val="24"/>
+              <w:szCs w:val="24"/>
+              <w:lang w:eastAsia="en-IE"/>
+              <w14:ligatures w14:val="standardContextual"/>
+            </w:rPr>
+          </w:pPr>
+          <w:hyperlink w:anchor="_Toc228213457" w:history="1">
+            <w:r>
+              <w:rPr>
+                <w:rStyle w:val="Hyperlink"/>
+                <w:noProof/>
+              </w:rPr>
+              <w:t>4.</w:t>
+            </w:r>
+            <w:r>
+              <w:rPr>
+                <w:noProof/>
+                <w:kern w:val="2"/>
+                <w:sz w:val="24"/>
+                <w:szCs w:val="24"/>
+                <w:lang w:eastAsia="en-IE"/>
+                <w14:ligatures w14:val="standardContextual"/>
+              </w:rPr>
+              <w:tab/>
+            </w:r>
+            <w:r>
+              <w:rPr>
+                <w:rStyle w:val="Hyperlink"/>
+                <w:noProof/>
+              </w:rPr>
+              <w:t>Django Framework Implementation</w:t>
+            </w:r>
+            <w:r>
+              <w:rPr>
+                <w:noProof/>
+                <w:webHidden/>
+              </w:rPr>
+              <w:tab/>
+            </w:r>
+            <w:r>
+              <w:rPr>
+                <w:noProof/>
+                <w:webHidden/>
+              </w:rPr>
+              <w:fldChar w:fldCharType="begin"/>
+            </w:r>
+            <w:r>
+              <w:rPr>
+                <w:noProof/>
+                <w:webHidden/>
+              </w:rPr>
+              <w:instrText xml:space="preserve"> PAGEREF _Toc228213457 \h </w:instrText>
+            </w:r>
+            <w:r>
+              <w:rPr>
+                <w:noProof/>
+                <w:webHidden/>
+              </w:rPr>
+            </w:r>
+            <w:r>
+              <w:rPr>
+                <w:noProof/>
+                <w:webHidden/>
+              </w:rPr>
+              <w:fldChar w:fldCharType="separate"/>
+            </w:r>
+            <w:r>
+              <w:rPr>
+                <w:noProof/>
+                <w:webHidden/>
+              </w:rPr>
+              <w:t>8</w:t>
+            </w:r>
+            <w:r>
+              <w:rPr>
+                <w:noProof/>
+                <w:webHidden/>
+              </w:rPr>
+              <w:fldChar w:fldCharType="end"/>
+            </w:r>
+          </w:hyperlink>
+        </w:p>
+        <w:p>
+          <w:pPr>
+            <w:pStyle w:val="TOC2"/>
+            <w:tabs>
+              <w:tab w:val="right" w:leader="dot" w:pos="8630"/>
+            </w:tabs>
+            <w:rPr>
+              <w:noProof/>
+              <w:kern w:val="2"/>
+              <w:sz w:val="24"/>
+              <w:szCs w:val="24"/>
+              <w:lang w:eastAsia="en-IE"/>
+              <w14:ligatures w14:val="standardContextual"/>
+            </w:rPr>
+          </w:pPr>
+          <w:hyperlink w:anchor="_Toc228213458" w:history="1">
+            <w:r>
+              <w:rPr>
+                <w:rStyle w:val="Hyperlink"/>
+                <w:noProof/>
+              </w:rPr>
+              <w:t>Model:</w:t>
+            </w:r>
+            <w:r>
+              <w:rPr>
+                <w:noProof/>
+                <w:webHidden/>
+              </w:rPr>
+              <w:tab/>
+            </w:r>
+            <w:r>
+              <w:rPr>
+                <w:noProof/>
+                <w:webHidden/>
+              </w:rPr>
+              <w:fldChar w:fldCharType="begin"/>
+            </w:r>
+            <w:r>
+              <w:rPr>
+                <w:noProof/>
+                <w:webHidden/>
+              </w:rPr>
+              <w:instrText xml:space="preserve"> PAGEREF _Toc228213458 \h </w:instrText>
+            </w:r>
+            <w:r>
+              <w:rPr>
+                <w:noProof/>
+                <w:webHidden/>
+              </w:rPr>
+            </w:r>
+            <w:r>
+              <w:rPr>
+                <w:noProof/>
+                <w:webHidden/>
+              </w:rPr>
+              <w:fldChar w:fldCharType="separate"/>
+            </w:r>
+            <w:r>
+              <w:rPr>
+                <w:noProof/>
+                <w:webHidden/>
+              </w:rPr>
+              <w:t>8</w:t>
+            </w:r>
+            <w:r>
+              <w:rPr>
+                <w:noProof/>
+                <w:webHidden/>
+              </w:rPr>
+              <w:fldChar w:fldCharType="end"/>
+            </w:r>
+          </w:hyperlink>
+        </w:p>
+        <w:p>
+          <w:pPr>
+            <w:pStyle w:val="TOC3"/>
+            <w:tabs>
+              <w:tab w:val="right" w:leader="dot" w:pos="8630"/>
+            </w:tabs>
+            <w:rPr>
+              <w:noProof/>
+              <w:kern w:val="2"/>
+              <w:sz w:val="24"/>
+              <w:szCs w:val="24"/>
+              <w:lang w:eastAsia="en-IE"/>
+              <w14:ligatures w14:val="standardContextual"/>
+            </w:rPr>
+          </w:pPr>
+          <w:hyperlink w:anchor="_Toc228213459" w:history="1">
+            <w:r>
+              <w:rPr>
+                <w:rStyle w:val="Hyperlink"/>
+                <w:noProof/>
+              </w:rPr>
+              <w:t>Implementation</w:t>
+            </w:r>
+            <w:r>
+              <w:rPr>
+                <w:noProof/>
+                <w:webHidden/>
+              </w:rPr>
+              <w:tab/>
+            </w:r>
+            <w:r>
+              <w:rPr>
+                <w:noProof/>
+                <w:webHidden/>
+              </w:rPr>
+              <w:fldChar w:fldCharType="begin"/>
+            </w:r>
+            <w:r>
+              <w:rPr>
+                <w:noProof/>
+                <w:webHidden/>
+              </w:rPr>
+              <w:instrText xml:space="preserve"> PAGEREF _Toc228213459 \h </w:instrText>
+            </w:r>
+            <w:r>
+              <w:rPr>
+                <w:noProof/>
+                <w:webHidden/>
+              </w:rPr>
+            </w:r>
+            <w:r>
+              <w:rPr>
+                <w:noProof/>
+                <w:webHidden/>
+              </w:rPr>
+              <w:fldChar w:fldCharType="separate"/>
+            </w:r>
+            <w:r>
+              <w:rPr>
+                <w:noProof/>
+                <w:webHidden/>
+              </w:rPr>
+              <w:t>8</w:t>
+            </w:r>
+            <w:r>
+              <w:rPr>
+                <w:noProof/>
+                <w:webHidden/>
+              </w:rPr>
+              <w:fldChar w:fldCharType="end"/>
+            </w:r>
+          </w:hyperlink>
+        </w:p>
+        <w:p>
+          <w:pPr>
+            <w:pStyle w:val="TOC3"/>
+            <w:tabs>
+              <w:tab w:val="right" w:leader="dot" w:pos="8630"/>
+            </w:tabs>
+            <w:rPr>
+              <w:noProof/>
+              <w:kern w:val="2"/>
+              <w:sz w:val="24"/>
+              <w:szCs w:val="24"/>
+              <w:lang w:eastAsia="en-IE"/>
+              <w14:ligatures w14:val="standardContextual"/>
+            </w:rPr>
+          </w:pPr>
+          <w:hyperlink w:anchor="_Toc228213460" w:history="1">
+            <w:r>
+              <w:rPr>
+                <w:rStyle w:val="Hyperlink"/>
+                <w:noProof/>
+              </w:rPr>
+              <w:t>Relations</w:t>
+            </w:r>
+            <w:r>
+              <w:rPr>
+                <w:noProof/>
+                <w:webHidden/>
+              </w:rPr>
+              <w:tab/>
+            </w:r>
+            <w:r>
+              <w:rPr>
+                <w:noProof/>
+                <w:webHidden/>
+              </w:rPr>
+              <w:fldChar w:fldCharType="begin"/>
+            </w:r>
+            <w:r>
+              <w:rPr>
+                <w:noProof/>
+                <w:webHidden/>
+              </w:rPr>
+              <w:instrText xml:space="preserve"> PAGEREF _Toc228213460 \h </w:instrText>
+            </w:r>
+            <w:r>
+              <w:rPr>
+                <w:noProof/>
+                <w:webHidden/>
+              </w:rPr>
+            </w:r>
+            <w:r>
+              <w:rPr>
+                <w:noProof/>
+                <w:webHidden/>
+              </w:rPr>
+              <w:fldChar w:fldCharType="separate"/>
+            </w:r>
+            <w:r>
+              <w:rPr>
+                <w:noProof/>
+                <w:webHidden/>
+              </w:rPr>
+              <w:t>8</w:t>
+            </w:r>
+            <w:r>
+              <w:rPr>
+                <w:noProof/>
+                <w:webHidden/>
+              </w:rPr>
+              <w:fldChar w:fldCharType="end"/>
+            </w:r>
+          </w:hyperlink>
+        </w:p>
+        <w:p>
+          <w:pPr>
+            <w:pStyle w:val="TOC2"/>
+            <w:tabs>
+              <w:tab w:val="right" w:leader="dot" w:pos="8630"/>
+            </w:tabs>
+            <w:rPr>
+              <w:noProof/>
+              <w:kern w:val="2"/>
+              <w:sz w:val="24"/>
+              <w:szCs w:val="24"/>
+              <w:lang w:eastAsia="en-IE"/>
+              <w14:ligatures w14:val="standardContextual"/>
+            </w:rPr>
+          </w:pPr>
+          <w:hyperlink w:anchor="_Toc228213461" w:history="1">
+            <w:r>
+              <w:rPr>
+                <w:rStyle w:val="Hyperlink"/>
+                <w:noProof/>
+              </w:rPr>
+              <w:t>View</w:t>
+            </w:r>
+            <w:r>
+              <w:rPr>
+                <w:noProof/>
+                <w:webHidden/>
+              </w:rPr>
+              <w:tab/>
+            </w:r>
+            <w:r>
+              <w:rPr>
+                <w:noProof/>
+                <w:webHidden/>
+              </w:rPr>
+              <w:fldChar w:fldCharType="begin"/>
+            </w:r>
+            <w:r>
+              <w:rPr>
+                <w:noProof/>
+                <w:webHidden/>
+              </w:rPr>
+              <w:instrText xml:space="preserve"> PAGEREF _Toc228213461 \h </w:instrText>
+            </w:r>
+            <w:r>
+              <w:rPr>
+                <w:noProof/>
+                <w:webHidden/>
+              </w:rPr>
+            </w:r>
+            <w:r>
+              <w:rPr>
+                <w:noProof/>
+                <w:webHidden/>
+              </w:rPr>
+              <w:fldChar w:fldCharType="separate"/>
+            </w:r>
+            <w:r>
+              <w:rPr>
+                <w:noProof/>
+                <w:webHidden/>
+              </w:rPr>
+              <w:t>10</w:t>
+            </w:r>
+            <w:r>
+              <w:rPr>
+                <w:noProof/>
+                <w:webHidden/>
+              </w:rPr>
+              <w:fldChar w:fldCharType="end"/>
+            </w:r>
+          </w:hyperlink>
+        </w:p>
+        <w:p>
+          <w:pPr>
+            <w:pStyle w:val="TOC2"/>
+            <w:tabs>
+              <w:tab w:val="right" w:leader="dot" w:pos="8630"/>
+            </w:tabs>
+            <w:rPr>
+              <w:noProof/>
+              <w:kern w:val="2"/>
+              <w:sz w:val="24"/>
+              <w:szCs w:val="24"/>
+              <w:lang w:eastAsia="en-IE"/>
+              <w14:ligatures w14:val="standardContextual"/>
+            </w:rPr>
+          </w:pPr>
+          <w:hyperlink w:anchor="_Toc228213462" w:history="1">
+            <w:r>
+              <w:rPr>
+                <w:rStyle w:val="Hyperlink"/>
+                <w:noProof/>
+              </w:rPr>
+              <w:t>Template</w:t>
+            </w:r>
+            <w:r>
+              <w:rPr>
+                <w:noProof/>
+                <w:webHidden/>
+              </w:rPr>
+              <w:tab/>
+            </w:r>
+            <w:r>
+              <w:rPr>
+                <w:noProof/>
+                <w:webHidden/>
+              </w:rPr>
+              <w:fldChar w:fldCharType="begin"/>
+            </w:r>
+            <w:r>
+              <w:rPr>
+                <w:noProof/>
+                <w:webHidden/>
+              </w:rPr>
+              <w:instrText xml:space="preserve"> PAGEREF _Toc228213462 \h </w:instrText>
+            </w:r>
+            <w:r>
+              <w:rPr>
+                <w:noProof/>
+                <w:webHidden/>
+              </w:rPr>
+            </w:r>
+            <w:r>
+              <w:rPr>
+                <w:noProof/>
+                <w:webHidden/>
+              </w:rPr>
+              <w:fldChar w:fldCharType="separate"/>
+            </w:r>
+            <w:r>
+              <w:rPr>
+                <w:noProof/>
+                <w:webHidden/>
+              </w:rPr>
+              <w:t>12</w:t>
+            </w:r>
+            <w:r>
+              <w:rPr>
+                <w:noProof/>
+                <w:webHidden/>
+              </w:rPr>
+              <w:fldChar w:fldCharType="end"/>
+            </w:r>
+          </w:hyperlink>
+        </w:p>
+        <w:p>
+          <w:pPr>
+            <w:pStyle w:val="TOC1"/>
+            <w:tabs>
+              <w:tab w:val="left" w:pos="440"/>
+              <w:tab w:val="right" w:leader="dot" w:pos="8630"/>
+            </w:tabs>
+            <w:rPr>
+              <w:noProof/>
+              <w:kern w:val="2"/>
+              <w:sz w:val="24"/>
+              <w:szCs w:val="24"/>
+              <w:lang w:eastAsia="en-IE"/>
+              <w14:ligatures w14:val="standardContextual"/>
+            </w:rPr>
+          </w:pPr>
+          <w:hyperlink w:anchor="_Toc228213463" w:history="1">
+            <w:r>
+              <w:rPr>
+                <w:rStyle w:val="Hyperlink"/>
+                <w:noProof/>
+              </w:rPr>
+              <w:t>5.</w:t>
+            </w:r>
+            <w:r>
+              <w:rPr>
+                <w:noProof/>
+                <w:kern w:val="2"/>
+                <w:sz w:val="24"/>
+                <w:szCs w:val="24"/>
+                <w:lang w:eastAsia="en-IE"/>
+                <w14:ligatures w14:val="standardContextual"/>
+              </w:rPr>
+              <w:tab/>
+            </w:r>
+            <w:r>
+              <w:rPr>
+                <w:rStyle w:val="Hyperlink"/>
+                <w:noProof/>
+              </w:rPr>
+              <w:t>Project Testing</w:t>
+            </w:r>
+            <w:r>
+              <w:rPr>
+                <w:noProof/>
+                <w:webHidden/>
+              </w:rPr>
+              <w:tab/>
+            </w:r>
+            <w:r>
+              <w:rPr>
+                <w:noProof/>
+                <w:webHidden/>
+              </w:rPr>
+              <w:fldChar w:fldCharType="begin"/>
+            </w:r>
+            <w:r>
+              <w:rPr>
+                <w:noProof/>
+                <w:webHidden/>
+              </w:rPr>
+              <w:instrText xml:space="preserve"> PAGEREF _Toc228213463 \h </w:instrText>
+            </w:r>
+            <w:r>
+              <w:rPr>
+                <w:noProof/>
+                <w:webHidden/>
+              </w:rPr>
+            </w:r>
+            <w:r>
+              <w:rPr>
+                <w:noProof/>
+                <w:webHidden/>
+              </w:rPr>
+              <w:fldChar w:fldCharType="separate"/>
+            </w:r>
+            <w:r>
+              <w:rPr>
+                <w:noProof/>
+                <w:webHidden/>
+              </w:rPr>
+              <w:t>14</w:t>
+            </w:r>
+            <w:r>
+              <w:rPr>
+                <w:noProof/>
+                <w:webHidden/>
+              </w:rPr>
+              <w:fldChar w:fldCharType="end"/>
+            </w:r>
+          </w:hyperlink>
+        </w:p>
+        <w:p>
+          <w:pPr>
+            <w:pStyle w:val="TOC1"/>
+            <w:tabs>
+              <w:tab w:val="left" w:pos="440"/>
+              <w:tab w:val="right" w:leader="dot" w:pos="8630"/>
+            </w:tabs>
+            <w:rPr>
+              <w:noProof/>
+              <w:kern w:val="2"/>
+              <w:sz w:val="24"/>
+              <w:szCs w:val="24"/>
+              <w:lang w:eastAsia="en-IE"/>
+              <w14:ligatures w14:val="standardContextual"/>
+            </w:rPr>
+          </w:pPr>
+          <w:hyperlink w:anchor="_Toc228213464" w:history="1">
+            <w:r>
+              <w:rPr>
+                <w:rStyle w:val="Hyperlink"/>
+                <w:noProof/>
+              </w:rPr>
+              <w:t>6.</w:t>
+            </w:r>
+            <w:r>
+              <w:rPr>
+                <w:noProof/>
+                <w:kern w:val="2"/>
+                <w:sz w:val="24"/>
+                <w:szCs w:val="24"/>
+                <w:lang w:eastAsia="en-IE"/>
+                <w14:ligatures w14:val="standardContextual"/>
+              </w:rPr>
+              <w:tab/>
+            </w:r>
+            <w:r>
+              <w:rPr>
+                <w:rStyle w:val="Hyperlink"/>
+                <w:noProof/>
+              </w:rPr>
+              <w:t>Media Sources</w:t>
+            </w:r>
+            <w:r>
+              <w:rPr>
+                <w:noProof/>
+                <w:webHidden/>
+              </w:rPr>
+              <w:tab/>
+            </w:r>
+            <w:r>
+              <w:rPr>
+                <w:noProof/>
+                <w:webHidden/>
+              </w:rPr>
+              <w:fldChar w:fldCharType="begin"/>
+            </w:r>
+            <w:r>
+              <w:rPr>
+                <w:noProof/>
+                <w:webHidden/>
+              </w:rPr>
+              <w:instrText xml:space="preserve"> PAGEREF _Toc228213464 \h </w:instrText>
+            </w:r>
+            <w:r>
+              <w:rPr>
+                <w:noProof/>
+                <w:webHidden/>
+              </w:rPr>
+            </w:r>
+            <w:r>
+              <w:rPr>
+                <w:noProof/>
+                <w:webHidden/>
+              </w:rPr>
+              <w:fldChar w:fldCharType="separate"/>
+            </w:r>
+            <w:r>
+              <w:rPr>
+                <w:noProof/>
+                <w:webHidden/>
+              </w:rPr>
+              <w:t>14</w:t>
+            </w:r>
+            <w:r>
+              <w:rPr>
+                <w:noProof/>
+                <w:webHidden/>
+              </w:rPr>
+              <w:fldChar w:fldCharType="end"/>
+            </w:r>
+          </w:hyperlink>
+        </w:p>
+        <w:p>
+          <w:pPr>
+            <w:pStyle w:val="TOC1"/>
+            <w:tabs>
+              <w:tab w:val="left" w:pos="440"/>
+              <w:tab w:val="right" w:leader="dot" w:pos="8630"/>
+            </w:tabs>
+            <w:rPr>
+              <w:noProof/>
+              <w:kern w:val="2"/>
+              <w:sz w:val="24"/>
+              <w:szCs w:val="24"/>
+              <w:lang w:eastAsia="en-IE"/>
+              <w14:ligatures w14:val="standardContextual"/>
+            </w:rPr>
+          </w:pPr>
+          <w:hyperlink w:anchor="_Toc228213465" w:history="1">
+            <w:r>
+              <w:rPr>
+                <w:rStyle w:val="Hyperlink"/>
+                <w:noProof/>
+              </w:rPr>
+              <w:t>7.</w:t>
+            </w:r>
+            <w:r>
+              <w:rPr>
+                <w:noProof/>
+                <w:kern w:val="2"/>
+                <w:sz w:val="24"/>
+                <w:szCs w:val="24"/>
+                <w:lang w:eastAsia="en-IE"/>
+                <w14:ligatures w14:val="standardContextual"/>
+              </w:rPr>
+              <w:tab/>
+            </w:r>
+            <w:r>
+              <w:rPr>
+                <w:rStyle w:val="Hyperlink"/>
+                <w:noProof/>
+              </w:rPr>
+              <w:t>Notes for use of web server</w:t>
+            </w:r>
+            <w:r>
+              <w:rPr>
+                <w:noProof/>
+                <w:webHidden/>
+              </w:rPr>
+              <w:tab/>
+            </w:r>
+            <w:r>
+              <w:rPr>
+                <w:noProof/>
+                <w:webHidden/>
+              </w:rPr>
+              <w:fldChar w:fldCharType="begin"/>
+            </w:r>
+            <w:r>
+              <w:rPr>
+                <w:noProof/>
+                <w:webHidden/>
+              </w:rPr>
+              <w:instrText xml:space="preserve"> PAGEREF _Toc228213465 \h </w:instrText>
+            </w:r>
+            <w:r>
+              <w:rPr>
+                <w:noProof/>
+                <w:webHidden/>
+              </w:rPr>
+            </w:r>
+            <w:r>
+              <w:rPr>
+                <w:noProof/>
+                <w:webHidden/>
+              </w:rPr>
+              <w:fldChar w:fldCharType="separate"/>
+            </w:r>
+            <w:r>
+              <w:rPr>
+                <w:noProof/>
+                <w:webHidden/>
+              </w:rPr>
+              <w:t>14</w:t>
+            </w:r>
+            <w:r>
+              <w:rPr>
+                <w:noProof/>
+                <w:webHidden/>
+              </w:rPr>
+              <w:fldChar w:fldCharType="end"/>
+            </w:r>
+          </w:hyperlink>
+        </w:p>
+        <w:p>
+          <w:r>
+            <w:rPr>
+              <w:b/>
+              <w:bCs/>
+              <w:lang w:val="en-GB"/>
+            </w:rPr>
+            <w:fldChar w:fldCharType="end"/>
+          </w:r>
+        </w:p>
+      </w:sdtContent>
+    </w:sdt>
+    <w:p/>
     <w:p>
       <w:pPr>
         <w:rPr>
@@ -588,9 +2173,14 @@
         </w:numPr>
         <w:jc w:val="both"/>
       </w:pPr>
+      <w:bookmarkStart w:id="6" w:name="_Toc228213453"/>
       <w:r>
         <w:lastRenderedPageBreak/>
-        <w:t xml:space="preserve">Business Understanding </w:t>
+        <w:t>Business Understanding</w:t>
+      </w:r>
+      <w:bookmarkEnd w:id="6"/>
+      <w:r>
+        <w:t xml:space="preserve"> </w:t>
       </w:r>
     </w:p>
     <w:p>
@@ -608,12 +2198,14 @@
         <w:spacing w:before="120"/>
         <w:jc w:val="both"/>
       </w:pPr>
+      <w:bookmarkStart w:id="7" w:name="_Toc228213454"/>
       <w:r>
         <w:t xml:space="preserve">Business </w:t>
       </w:r>
       <w:r>
         <w:t>Requirements</w:t>
       </w:r>
+      <w:bookmarkEnd w:id="7"/>
     </w:p>
     <w:p>
       <w:pPr>
@@ -705,6 +2297,7 @@
         <w:spacing w:after="120"/>
         <w:jc w:val="both"/>
       </w:pPr>
+      <w:bookmarkStart w:id="8" w:name="_Toc228213455"/>
       <w:r>
         <w:lastRenderedPageBreak/>
         <w:t xml:space="preserve">Use </w:t>
@@ -712,6 +2305,7 @@
       <w:r>
         <w:t>Cases</w:t>
       </w:r>
+      <w:bookmarkEnd w:id="8"/>
     </w:p>
     <w:p>
       <w:r>
@@ -930,10 +2524,12 @@
         <w:spacing w:after="120"/>
         <w:jc w:val="both"/>
       </w:pPr>
+      <w:bookmarkStart w:id="9" w:name="_Toc228213456"/>
       <w:r>
         <w:lastRenderedPageBreak/>
         <w:t>Database Design</w:t>
       </w:r>
+      <w:bookmarkEnd w:id="9"/>
       <w:r>
         <w:t xml:space="preserve"> </w:t>
       </w:r>
@@ -1018,10 +2614,12 @@
         <w:spacing w:after="120"/>
         <w:jc w:val="both"/>
       </w:pPr>
+      <w:bookmarkStart w:id="10" w:name="_Toc228213457"/>
       <w:r>
         <w:lastRenderedPageBreak/>
         <w:t>Django Framework Implementation</w:t>
       </w:r>
+      <w:bookmarkEnd w:id="10"/>
       <w:r>
         <w:t xml:space="preserve"> </w:t>
       </w:r>
@@ -1030,6 +2628,7 @@
       <w:pPr>
         <w:keepNext/>
       </w:pPr>
+      <w:bookmarkStart w:id="11" w:name="_Toc228213458"/>
       <w:r>
         <w:rPr>
           <w:rStyle w:val="Heading2Char"/>
@@ -1038,6 +2637,7 @@
         </w:rPr>
         <w:t>Model:</w:t>
       </w:r>
+      <w:bookmarkEnd w:id="11"/>
       <w:r>
         <w:rPr>
           <w:rStyle w:val="Heading2Char"/>
@@ -1048,6 +2648,9 @@
         <w:br/>
       </w:r>
       <w:r>
+        <w:rPr>
+          <w:noProof/>
+        </w:rPr>
         <w:drawing>
           <wp:inline distT="0" distB="0" distL="0" distR="0" wp14:anchorId="5D03230B" wp14:editId="17F0006C">
             <wp:extent cx="4852919" cy="4358640"/>
@@ -1129,6 +2732,7 @@
           <w:szCs w:val="26"/>
         </w:rPr>
       </w:pPr>
+      <w:bookmarkStart w:id="12" w:name="_Toc228213459"/>
       <w:r>
         <w:rPr>
           <w:sz w:val="26"/>
@@ -1136,6 +2740,7 @@
         </w:rPr>
         <w:t>Implementation</w:t>
       </w:r>
+      <w:bookmarkEnd w:id="12"/>
     </w:p>
     <w:p>
       <w:r>
@@ -1151,6 +2756,7 @@
           <w:szCs w:val="26"/>
         </w:rPr>
       </w:pPr>
+      <w:bookmarkStart w:id="13" w:name="_Toc228213460"/>
       <w:r>
         <w:rPr>
           <w:sz w:val="26"/>
@@ -1158,6 +2764,7 @@
         </w:rPr>
         <w:t>Relations</w:t>
       </w:r>
+      <w:bookmarkEnd w:id="13"/>
     </w:p>
     <w:p>
       <w:r>
@@ -1271,6 +2878,7 @@
           <w:szCs w:val="28"/>
         </w:rPr>
       </w:pPr>
+      <w:bookmarkStart w:id="14" w:name="_Toc228213461"/>
       <w:r>
         <w:rPr>
           <w:sz w:val="28"/>
@@ -1279,12 +2887,16 @@
         <w:lastRenderedPageBreak/>
         <w:t>View</w:t>
       </w:r>
+      <w:bookmarkEnd w:id="14"/>
     </w:p>
     <w:p>
       <w:pPr>
         <w:keepNext/>
       </w:pPr>
       <w:r>
+        <w:rPr>
+          <w:noProof/>
+        </w:rPr>
         <w:drawing>
           <wp:inline distT="0" distB="0" distL="0" distR="0" wp14:anchorId="17741BEB" wp14:editId="2D43D344">
             <wp:extent cx="4884420" cy="3792209"/>
@@ -1363,6 +2975,9 @@
         <w:keepNext/>
       </w:pPr>
       <w:r>
+        <w:rPr>
+          <w:noProof/>
+        </w:rPr>
         <w:lastRenderedPageBreak/>
         <w:drawing>
           <wp:inline distT="0" distB="0" distL="0" distR="0" wp14:anchorId="5E56E610" wp14:editId="3BDBB32F">
@@ -1442,6 +3057,9 @@
         <w:keepNext/>
       </w:pPr>
       <w:r>
+        <w:rPr>
+          <w:noProof/>
+        </w:rPr>
         <w:drawing>
           <wp:inline distT="0" distB="0" distL="0" distR="0" wp14:anchorId="1EE65AD5" wp14:editId="5251750F">
             <wp:extent cx="4930140" cy="1707289"/>
@@ -1524,6 +3142,7 @@
           <w:szCs w:val="28"/>
         </w:rPr>
       </w:pPr>
+      <w:bookmarkStart w:id="15" w:name="_Toc228213462"/>
       <w:r>
         <w:rPr>
           <w:sz w:val="28"/>
@@ -1532,12 +3151,16 @@
         <w:lastRenderedPageBreak/>
         <w:t>Template</w:t>
       </w:r>
+      <w:bookmarkEnd w:id="15"/>
     </w:p>
     <w:p>
       <w:pPr>
         <w:keepNext/>
       </w:pPr>
       <w:r>
+        <w:rPr>
+          <w:noProof/>
+        </w:rPr>
         <w:drawing>
           <wp:inline distT="0" distB="0" distL="0" distR="0" wp14:anchorId="6472CE3F" wp14:editId="6220CDCF">
             <wp:extent cx="4981150" cy="4876800"/>
@@ -1624,6 +3247,9 @@
         <w:jc w:val="both"/>
       </w:pPr>
       <w:r>
+        <w:rPr>
+          <w:noProof/>
+        </w:rPr>
         <w:lastRenderedPageBreak/>
         <w:drawing>
           <wp:inline distT="0" distB="0" distL="0" distR="0" wp14:anchorId="690DD43E" wp14:editId="236AB980">
@@ -1739,10 +3365,12 @@
         <w:spacing w:after="120"/>
         <w:jc w:val="both"/>
       </w:pPr>
+      <w:bookmarkStart w:id="16" w:name="_Toc228213463"/>
       <w:r>
         <w:lastRenderedPageBreak/>
         <w:t>Project Testing</w:t>
       </w:r>
+      <w:bookmarkEnd w:id="16"/>
     </w:p>
     <w:p>
       <w:r>
@@ -1758,15 +3386,48 @@
         </w:numPr>
         <w:jc w:val="both"/>
       </w:pPr>
+      <w:bookmarkStart w:id="17" w:name="_Toc228213464"/>
       <w:r>
         <w:t>Media Sources</w:t>
       </w:r>
+      <w:bookmarkEnd w:id="17"/>
     </w:p>
     <w:p>
       <w:r>
         <w:t>None.</w:t>
       </w:r>
     </w:p>
+    <w:p/>
+    <w:p>
+      <w:pPr>
+        <w:pStyle w:val="Heading1"/>
+        <w:numPr>
+          <w:ilvl w:val="0"/>
+          <w:numId w:val="14"/>
+        </w:numPr>
+      </w:pPr>
+      <w:bookmarkStart w:id="18" w:name="_Toc228213465"/>
+      <w:r>
+        <w:t>Notes for use of web server</w:t>
+      </w:r>
+      <w:bookmarkEnd w:id="18"/>
+    </w:p>
+    <w:p>
+      <w:r>
+        <w:t>Account login not functioning.</w:t>
+      </w:r>
+    </w:p>
+    <w:p>
+      <w:r>
+        <w:t>Current account is hard-coded to be first name “user” last name “1”.</w:t>
+      </w:r>
+    </w:p>
+    <w:p>
+      <w:r>
+        <w:t>user 1 can perform all tasks.</w:t>
+      </w:r>
+    </w:p>
+    <w:p/>
     <w:sectPr>
       <w:headerReference w:type="default" r:id="rId19"/>
       <w:pgSz w:w="12240" w:h="15840"/>
@@ -3354,6 +5015,7 @@
   <w:style w:type="character" w:default="1" w:styleId="DefaultParagraphFont">
     <w:name w:val="Default Paragraph Font"/>
     <w:uiPriority w:val="1"/>
+    <w:semiHidden/>
     <w:unhideWhenUsed/>
   </w:style>
   <w:style w:type="table" w:default="1" w:styleId="TableNormal">
@@ -4067,7 +5729,6 @@
     <w:basedOn w:val="Heading1"/>
     <w:next w:val="Normal"/>
     <w:uiPriority w:val="39"/>
-    <w:semiHidden/>
     <w:unhideWhenUsed/>
     <w:qFormat/>
     <w:rsid w:val="00FC693F"/>
@@ -14139,6 +15800,44 @@
       <w:color w:val="0000FF" w:themeColor="hyperlink"/>
       <w:u w:val="single"/>
     </w:rPr>
+  </w:style>
+  <w:style w:type="paragraph" w:styleId="TOC1">
+    <w:name w:val="toc 1"/>
+    <w:basedOn w:val="Normal"/>
+    <w:next w:val="Normal"/>
+    <w:autoRedefine/>
+    <w:uiPriority w:val="39"/>
+    <w:unhideWhenUsed/>
+    <w:rsid w:val="00216412"/>
+    <w:pPr>
+      <w:spacing w:after="100"/>
+    </w:pPr>
+  </w:style>
+  <w:style w:type="paragraph" w:styleId="TOC2">
+    <w:name w:val="toc 2"/>
+    <w:basedOn w:val="Normal"/>
+    <w:next w:val="Normal"/>
+    <w:autoRedefine/>
+    <w:uiPriority w:val="39"/>
+    <w:unhideWhenUsed/>
+    <w:rsid w:val="00216412"/>
+    <w:pPr>
+      <w:spacing w:after="100"/>
+      <w:ind w:left="220"/>
+    </w:pPr>
+  </w:style>
+  <w:style w:type="paragraph" w:styleId="TOC3">
+    <w:name w:val="toc 3"/>
+    <w:basedOn w:val="Normal"/>
+    <w:next w:val="Normal"/>
+    <w:autoRedefine/>
+    <w:uiPriority w:val="39"/>
+    <w:unhideWhenUsed/>
+    <w:rsid w:val="00216412"/>
+    <w:pPr>
+      <w:spacing w:after="100"/>
+      <w:ind w:left="440"/>
+    </w:pPr>
   </w:style>
 </w:styles>
 </file>

--- a/Project Report.docx
+++ b/Project Report.docx
@@ -2261,15 +2261,13 @@
         <w:t>Employees receive a tutorial and are expected to pass a test upon receiving a new role.</w:t>
       </w:r>
       <w:r>
-        <w:t xml:space="preserve"> Unpassed tests are removed from </w:t>
+        <w:t xml:space="preserve"> Unpassed tests are removed from employee</w:t>
       </w:r>
-      <w:proofErr w:type="gramStart"/>
       <w:r>
-        <w:t>employees</w:t>
+        <w:t>’</w:t>
       </w:r>
-      <w:proofErr w:type="gramEnd"/>
       <w:r>
-        <w:t xml:space="preserve"> notifications upon losing a role.</w:t>
+        <w:t>s notifications upon losing a role.</w:t>
       </w:r>
     </w:p>
     <w:p>
@@ -2714,15 +2712,8 @@
         <w:fldChar w:fldCharType="end"/>
       </w:r>
       <w:r>
-        <w:t xml:space="preserve">: code from </w:t>
+        <w:t>: code from staff:model.py</w:t>
       </w:r>
-      <w:proofErr w:type="spellStart"/>
-      <w:proofErr w:type="gramStart"/>
-      <w:r>
-        <w:t>staff:model.py</w:t>
-      </w:r>
-      <w:proofErr w:type="spellEnd"/>
-      <w:proofErr w:type="gramEnd"/>
     </w:p>
     <w:p>
       <w:pPr>
@@ -2810,13 +2801,8 @@
       </w:r>
     </w:p>
     <w:p>
-      <w:proofErr w:type="spellStart"/>
       <w:r>
-        <w:t>User_Role</w:t>
-      </w:r>
-      <w:proofErr w:type="spellEnd"/>
-      <w:r>
-        <w:t xml:space="preserve"> -&gt; User:</w:t>
+        <w:t>User_Role -&gt; User:</w:t>
       </w:r>
       <w:r>
         <w:br/>
@@ -2824,13 +2810,8 @@
       </w:r>
     </w:p>
     <w:p>
-      <w:proofErr w:type="spellStart"/>
       <w:r>
-        <w:t>User_Role</w:t>
-      </w:r>
-      <w:proofErr w:type="spellEnd"/>
-      <w:r>
-        <w:t xml:space="preserve"> -&gt; Role:</w:t>
+        <w:t>User_Role -&gt; Role:</w:t>
       </w:r>
       <w:r>
         <w:br/>
@@ -2960,15 +2941,8 @@
         <w:fldChar w:fldCharType="end"/>
       </w:r>
       <w:r>
-        <w:t xml:space="preserve">: code snippet of display pages from </w:t>
+        <w:t>: code snippet of display pages from store:views.py</w:t>
       </w:r>
-      <w:proofErr w:type="spellStart"/>
-      <w:proofErr w:type="gramStart"/>
-      <w:r>
-        <w:t>store:views.py</w:t>
-      </w:r>
-      <w:proofErr w:type="spellEnd"/>
-      <w:proofErr w:type="gramEnd"/>
     </w:p>
     <w:p>
       <w:pPr>
@@ -3042,15 +3016,8 @@
         <w:fldChar w:fldCharType="end"/>
       </w:r>
       <w:r>
-        <w:t xml:space="preserve">: code snippet of function page from </w:t>
+        <w:t>: code snippet of function page from store:views.py</w:t>
       </w:r>
-      <w:proofErr w:type="spellStart"/>
-      <w:proofErr w:type="gramStart"/>
-      <w:r>
-        <w:t>store:views.py</w:t>
-      </w:r>
-      <w:proofErr w:type="spellEnd"/>
-      <w:proofErr w:type="gramEnd"/>
     </w:p>
     <w:p>
       <w:pPr>
@@ -3123,15 +3090,8 @@
         <w:fldChar w:fldCharType="end"/>
       </w:r>
       <w:r>
-        <w:t xml:space="preserve">: code snippet from </w:t>
+        <w:t>: code snippet from store:urls.py</w:t>
       </w:r>
-      <w:proofErr w:type="spellStart"/>
-      <w:proofErr w:type="gramStart"/>
-      <w:r>
-        <w:t>store:urls.py</w:t>
-      </w:r>
-      <w:proofErr w:type="spellEnd"/>
-      <w:proofErr w:type="gramEnd"/>
     </w:p>
     <w:p/>
     <w:p>
@@ -3224,15 +3184,8 @@
         <w:fldChar w:fldCharType="end"/>
       </w:r>
       <w:r>
-        <w:t xml:space="preserve">: code snippet of store's index page from </w:t>
+        <w:t>: code snippet of store's index page from store:index.py</w:t>
       </w:r>
-      <w:proofErr w:type="spellStart"/>
-      <w:proofErr w:type="gramStart"/>
-      <w:r>
-        <w:t>store:index.py</w:t>
-      </w:r>
-      <w:proofErr w:type="spellEnd"/>
-      <w:proofErr w:type="gramEnd"/>
     </w:p>
     <w:p>
       <w:pPr>
